--- a/modelos/06 - TERMO DE REVOGAÇÃO DE PROCURAÇÃO AD JUDICIA.docx
+++ b/modelos/06 - TERMO DE REVOGAÇÃO DE PROCURAÇÃO AD JUDICIA.docx
@@ -57,21 +57,7 @@
         <w:rPr>
           <w:rFonts w:ascii="Bookman Old Style" w:hAnsi="Bookman Old Style"/>
         </w:rPr>
-        <w:t>${</w:t>
-      </w:r>
-      <w:proofErr w:type="spellStart"/>
-      <w:r>
-        <w:rPr>
-          <w:rFonts w:ascii="Bookman Old Style" w:hAnsi="Bookman Old Style"/>
-        </w:rPr>
-        <w:t>descricao</w:t>
-      </w:r>
-      <w:proofErr w:type="spellEnd"/>
-      <w:r>
-        <w:rPr>
-          <w:rFonts w:ascii="Bookman Old Style" w:hAnsi="Bookman Old Style"/>
-        </w:rPr>
-        <w:t>}</w:t>
+        <w:t>${descricao}</w:t>
       </w:r>
       <w:r>
         <w:rPr>
@@ -91,79 +77,21 @@
         <w:rPr>
           <w:rFonts w:ascii="Bookman Old Style" w:hAnsi="Bookman Old Style"/>
         </w:rPr>
-        <w:t>, ${nacionalidade}, ${</w:t>
-      </w:r>
-      <w:proofErr w:type="spellStart"/>
-      <w:r>
-        <w:rPr>
-          <w:rFonts w:ascii="Bookman Old Style" w:hAnsi="Bookman Old Style"/>
-        </w:rPr>
-        <w:t>estadoCivil</w:t>
-      </w:r>
-      <w:proofErr w:type="spellEnd"/>
-      <w:r>
-        <w:rPr>
-          <w:rFonts w:ascii="Bookman Old Style" w:hAnsi="Bookman Old Style"/>
-        </w:rPr>
-        <w:t>}, ${</w:t>
-      </w:r>
-      <w:proofErr w:type="spellStart"/>
-      <w:r>
-        <w:rPr>
-          <w:rFonts w:ascii="Bookman Old Style" w:hAnsi="Bookman Old Style"/>
-        </w:rPr>
-        <w:t>profissao</w:t>
-      </w:r>
-      <w:proofErr w:type="spellEnd"/>
-      <w:r>
-        <w:rPr>
-          <w:rFonts w:ascii="Bookman Old Style" w:hAnsi="Bookman Old Style"/>
-        </w:rPr>
-        <w:t>}, portador(a) da cédula de identidade RG nº ${</w:t>
-      </w:r>
-      <w:proofErr w:type="spellStart"/>
-      <w:r>
-        <w:rPr>
-          <w:rFonts w:ascii="Bookman Old Style" w:hAnsi="Bookman Old Style"/>
-        </w:rPr>
-        <w:t>rg</w:t>
-      </w:r>
-      <w:proofErr w:type="spellEnd"/>
-      <w:r>
-        <w:rPr>
-          <w:rFonts w:ascii="Bookman Old Style" w:hAnsi="Bookman Old Style"/>
-        </w:rPr>
-        <w:t>}, inscrito(a) no CPF sob nº ${</w:t>
-      </w:r>
-      <w:proofErr w:type="spellStart"/>
-      <w:r>
-        <w:rPr>
-          <w:rFonts w:ascii="Bookman Old Style" w:hAnsi="Bookman Old Style"/>
-        </w:rPr>
-        <w:t>cpf</w:t>
-      </w:r>
-      <w:proofErr w:type="spellEnd"/>
-      <w:r>
-        <w:rPr>
-          <w:rFonts w:ascii="Bookman Old Style" w:hAnsi="Bookman Old Style"/>
-        </w:rPr>
-        <w:t>}, residente e domiciliado(a) à ${</w:t>
-      </w:r>
-      <w:proofErr w:type="spellStart"/>
-      <w:r>
-        <w:rPr>
-          <w:rFonts w:ascii="Bookman Old Style" w:hAnsi="Bookman Old Style"/>
-        </w:rPr>
-        <w:t>endereco</w:t>
-      </w:r>
-      <w:proofErr w:type="spellEnd"/>
-      <w:r>
-        <w:rPr>
-          <w:rFonts w:ascii="Bookman Old Style" w:hAnsi="Bookman Old Style"/>
-        </w:rPr>
-        <w:t>}, Bairro ${bairro}, ${cidade}/${estado}, CEP: ${cep}.</w:t>
+        <w:t>, ${nacionalidade}, ${estadoCivil}, ${profissao}, portador(a) da cédula de identidade RG nº ${rg}, inscrito(a) no CPF sob nº ${cpf}, residente e domiciliado(a) à ${endereco}, Bairro ${bairro}, ${cidade}/${estado}, CEP: ${cep}.</w:t>
       </w:r>
       <w:bookmarkEnd w:id="0"/>
+      <w:r>
+        <w:rPr>
+          <w:rFonts w:ascii="Bookman Old Style" w:hAnsi="Bookman Old Style"/>
+        </w:rPr>
+        <w:t xml:space="preserve"> </w:t>
+      </w:r>
+      <w:r>
+        <w:rPr>
+          <w:rFonts w:ascii="Bookman Old Style" w:hAnsi="Bookman Old Style"/>
+        </w:rPr>
+        <w:t>${litis}</w:t>
+      </w:r>
     </w:p>
     <w:p>
       <w:pPr>
@@ -295,14 +223,7 @@
         <w:rPr>
           <w:rFonts w:ascii="Bookman Old Style" w:hAnsi="Bookman Old Style"/>
         </w:rPr>
-        <w:t xml:space="preserve">   </w:t>
-      </w:r>
-      <w:proofErr w:type="gramStart"/>
-      <w:r>
-        <w:rPr>
-          <w:rFonts w:ascii="Bookman Old Style" w:hAnsi="Bookman Old Style"/>
-        </w:rPr>
-        <w:t xml:space="preserve">  </w:t>
+        <w:t xml:space="preserve">     </w:t>
       </w:r>
       <w:r>
         <w:rPr>
@@ -310,7 +231,6 @@
         </w:rPr>
         <w:t>.</w:t>
       </w:r>
-      <w:proofErr w:type="gramEnd"/>
     </w:p>
     <w:p>
       <w:pPr>
